--- a/resources/systems/procedures/schoolwide/07-refresher-dress-code-phones-backpacks-hall-passes.docx
+++ b/resources/systems/procedures/schoolwide/07-refresher-dress-code-phones-backpacks-hall-passes.docx
@@ -143,200 +143,6 @@
         </w:rPr>
         <w:t xml:space="preserve">This also connects directly to Foundation 1: Adult Ownership. Amanda's session named three kinds of constancy — Emotional, Procedural, and Professional. Almost everything in this document is Procedural Constancy in action: proactively teaching expectations rather than reacting to their absence. Where a procedure leans more on Emotional Constancy (staying regulated, protecting dignity) or Professional Constancy (how adults coordinate with each other), it's named at the bottom of the card.</w:t>
       </w:r>
-      <w:r>
-        <w:rPr>
-          <w:rtl w:val="0"/>
-        </w:rPr>
-      </w:r>
-    </w:p>
-    <w:tbl>
-      <w:tblPr>
-        <w:tblStyle w:val="Table1"/>
-        <w:tblW w:w="10500.0" w:type="dxa"/>
-        <w:jc w:val="left"/>
-        <w:tblBorders>
-          <w:top w:color="d9d9d9" w:space="0" w:sz="4" w:val="single"/>
-          <w:left w:color="b3312c" w:space="0" w:sz="24" w:val="single"/>
-          <w:bottom w:color="d9d9d9" w:space="0" w:sz="4" w:val="single"/>
-          <w:right w:color="d9d9d9" w:space="0" w:sz="4" w:val="single"/>
-          <w:insideH w:color="000000" w:space="0" w:sz="0" w:val="nil"/>
-          <w:insideV w:color="000000" w:space="0" w:sz="0" w:val="nil"/>
-        </w:tblBorders>
-        <w:tblLayout w:type="fixed"/>
-        <w:tblLook w:val="0000"/>
-      </w:tblPr>
-      <w:tblGrid>
-        <w:gridCol w:w="10500"/>
-        <w:tblGridChange w:id="0">
-          <w:tblGrid>
-            <w:gridCol w:w="10500"/>
-          </w:tblGrid>
-        </w:tblGridChange>
-      </w:tblGrid>
-      <w:tr>
-        <w:trPr>
-          <w:cantSplit w:val="0"/>
-          <w:tblHeader w:val="0"/>
-        </w:trPr>
-        <w:tc>
-          <w:tcPr>
-            <w:shd w:fill="f2f2f2" w:val="clear"/>
-            <w:tcMar>
-              <w:top w:w="160.0" w:type="dxa"/>
-              <w:left w:w="200.0" w:type="dxa"/>
-              <w:bottom w:w="160.0" w:type="dxa"/>
-              <w:right w:w="200.0" w:type="dxa"/>
-            </w:tcMar>
-          </w:tcPr>
-          <w:p>
-            <w:pPr>
-              <w:spacing w:after="80" w:lineRule="auto"/>
-              <w:rPr/>
-            </w:pPr>
-            <w:r>
-              <w:rPr>
-                <w:rFonts w:ascii="Calibri" w:cs="Calibri" w:eastAsia="Calibri" w:hAnsi="Calibri"/>
-                <w:b w:val="1"/>
-                <w:bCs w:val="1"/>
-                <w:color w:val="b3312c"/>
-                <w:sz w:val="19"/>
-                <w:szCs w:val="19"/>
-                <w:rtl w:val="0"/>
-              </w:rPr>
-              <w:t xml:space="preserve">FORMAT NOTE</w:t>
-            </w:r>
-            <w:r>
-              <w:rPr>
-                <w:rtl w:val="0"/>
-              </w:rPr>
-            </w:r>
-          </w:p>
-          <w:p>
-            <w:pPr>
-              <w:spacing w:after="60" w:lineRule="auto"/>
-              <w:rPr/>
-            </w:pPr>
-            <w:r>
-              <w:rPr>
-                <w:rFonts w:ascii="Calibri" w:cs="Calibri" w:eastAsia="Calibri" w:hAnsi="Calibri"/>
-                <w:color w:val="1a1a1a"/>
-                <w:sz w:val="20"/>
-                <w:szCs w:val="20"/>
-                <w:rtl w:val="0"/>
-              </w:rPr>
-              <w:t xml:space="preserve">This follows the same shape used in the classroom-specific procedure cards — Teacher/Adult Does and Students Do, side by side. This is a school-wide procedure, not classroom-by-classroom, so there is no ‘Our Room’s Specifics’ column — the specification here is the specification, building-wide.</w:t>
-            </w:r>
-            <w:r>
-              <w:rPr>
-                <w:rtl w:val="0"/>
-              </w:rPr>
-            </w:r>
-          </w:p>
-        </w:tc>
-      </w:tr>
-    </w:tbl>
-    <w:p>
-      <w:pPr>
-        <w:spacing w:after="80" w:lineRule="auto"/>
-        <w:rPr/>
-      </w:pPr>
-      <w:r>
-        <w:rPr>
-          <w:rtl w:val="0"/>
-        </w:rPr>
-      </w:r>
-    </w:p>
-    <w:tbl>
-      <w:tblPr>
-        <w:tblStyle w:val="Table2"/>
-        <w:tblW w:w="10500.0" w:type="dxa"/>
-        <w:jc w:val="left"/>
-        <w:tblBorders>
-          <w:top w:color="d9d9d9" w:space="0" w:sz="4" w:val="single"/>
-          <w:left w:color="b3312c" w:space="0" w:sz="24" w:val="single"/>
-          <w:bottom w:color="d9d9d9" w:space="0" w:sz="4" w:val="single"/>
-          <w:right w:color="d9d9d9" w:space="0" w:sz="4" w:val="single"/>
-          <w:insideH w:color="000000" w:space="0" w:sz="0" w:val="nil"/>
-          <w:insideV w:color="000000" w:space="0" w:sz="0" w:val="nil"/>
-        </w:tblBorders>
-        <w:tblLayout w:type="fixed"/>
-        <w:tblLook w:val="0000"/>
-      </w:tblPr>
-      <w:tblGrid>
-        <w:gridCol w:w="10500"/>
-        <w:tblGridChange w:id="0">
-          <w:tblGrid>
-            <w:gridCol w:w="10500"/>
-          </w:tblGrid>
-        </w:tblGridChange>
-      </w:tblGrid>
-      <w:tr>
-        <w:trPr>
-          <w:cantSplit w:val="0"/>
-          <w:tblHeader w:val="0"/>
-        </w:trPr>
-        <w:tc>
-          <w:tcPr>
-            <w:shd w:fill="f2f2f2" w:val="clear"/>
-            <w:tcMar>
-              <w:top w:w="160.0" w:type="dxa"/>
-              <w:left w:w="200.0" w:type="dxa"/>
-              <w:bottom w:w="160.0" w:type="dxa"/>
-              <w:right w:w="200.0" w:type="dxa"/>
-            </w:tcMar>
-          </w:tcPr>
-          <w:p>
-            <w:pPr>
-              <w:spacing w:after="80" w:lineRule="auto"/>
-              <w:rPr/>
-            </w:pPr>
-            <w:r>
-              <w:rPr>
-                <w:rFonts w:ascii="Calibri" w:cs="Calibri" w:eastAsia="Calibri" w:hAnsi="Calibri"/>
-                <w:b w:val="1"/>
-                <w:bCs w:val="1"/>
-                <w:color w:val="b3312c"/>
-                <w:sz w:val="19"/>
-                <w:szCs w:val="19"/>
-                <w:rtl w:val="0"/>
-              </w:rPr>
-              <w:t xml:space="preserve">THIS IS A LIVING DOCUMENT</w:t>
-            </w:r>
-            <w:r>
-              <w:rPr>
-                <w:rtl w:val="0"/>
-              </w:rPr>
-            </w:r>
-          </w:p>
-          <w:p>
-            <w:pPr>
-              <w:spacing w:after="60" w:lineRule="auto"/>
-              <w:rPr/>
-            </w:pPr>
-            <w:r>
-              <w:rPr>
-                <w:rFonts w:ascii="Calibri" w:cs="Calibri" w:eastAsia="Calibri" w:hAnsi="Calibri"/>
-                <w:color w:val="1a1a1a"/>
-                <w:sz w:val="20"/>
-                <w:szCs w:val="20"/>
-                <w:rtl w:val="0"/>
-              </w:rPr>
-              <w:t xml:space="preserve">A few specifics in this document were genuinely undecided when it was written. Rather than leave them blank, a call was made so staff have one clear answer to teach and hold — those calls are marked ✎ throughout. None of them are permanent. If one doesn’t hold up in practice, revise it and move on — that’s expected, not a failure of the plan.</w:t>
-            </w:r>
-            <w:r>
-              <w:rPr>
-                <w:rtl w:val="0"/>
-              </w:rPr>
-            </w:r>
-          </w:p>
-        </w:tc>
-      </w:tr>
-    </w:tbl>
-    <w:p>
-      <w:pPr>
-        <w:spacing w:after="80" w:lineRule="auto"/>
-        <w:rPr/>
-      </w:pPr>
       <w:r>
         <w:rPr>
           <w:rtl w:val="0"/>
@@ -1189,7 +995,7 @@
                 <w:szCs w:val="19"/>
                 <w:rtl w:val="0"/>
               </w:rPr>
-              <w:t xml:space="preserve">✎ CALLED FOR NOW — REVISE IF IT DOESN'T WORK</w:t>
+              <w:t>SCHOOLWIDE DECISION</w:t>
             </w:r>
             <w:r>
               <w:rPr>
@@ -1231,7 +1037,7 @@
                 <w:szCs w:val="20"/>
                 <w:rtl w:val="0"/>
               </w:rPr>
-              <w:t xml:space="preserve">This keeps a first-time, easily-fixable dress code moment from costing a student instructional time waiting on a parent, while still involving a parent once it's a pattern rather than a one-off. If the office can't realistically stock this, the escalation step simply moves up to the 1st instance instead of the 2nd.</w:t>
+              <w:t>A first-time, easily fixed dress code moment does not cost a student instructional time waiting on a family member. Families are involved once it becomes a pattern.</w:t>
             </w:r>
             <w:r>
               <w:rPr>
@@ -1913,17 +1719,16 @@
           <w:szCs w:val="21"/>
           <w:rtl w:val="0"/>
         </w:rPr>
-        <w:t xml:space="preserve">Dress code: </w:t>
-      </w:r>
-      <w:r>
-        <w:rPr>
-          <w:rFonts w:ascii="Calibri" w:cs="Calibri" w:eastAsia="Calibri" w:hAnsi="Calibri"/>
-          <w:color w:val="1a1a1a"/>
-          <w:sz w:val="21"/>
-          <w:szCs w:val="21"/>
-          <w:rtl w:val="0"/>
-        </w:rPr>
-        <w:t xml:space="preserve">“Marcus, that's not within dress code today — [item]. I need you to [fix it], and let's get back to learning.”</w:t>
+        <w:t>Dress code: “Marcus, your shirt is not within dress code today. I need you to change into a spare from the office, and let's get back to learning.”</w:t>
+      </w:r>
+      <w:r>
+        <w:rPr>
+          <w:rFonts w:ascii="Calibri" w:cs="Calibri" w:eastAsia="Calibri" w:hAnsi="Calibri"/>
+          <w:color w:val="1a1a1a"/>
+          <w:sz w:val="21"/>
+          <w:szCs w:val="21"/>
+          <w:rtl w:val="0"/>
+        </w:rPr>
       </w:r>
       <w:r>
         <w:rPr>
@@ -1988,7 +1793,7 @@
           <w:szCs w:val="40"/>
           <w:rtl w:val="0"/>
         </w:rPr>
-        <w:t xml:space="preserve">Teaching the Refresher: Sample Script</w:t>
+        <w:t>Teaching the Refresher: Script</w:t>
       </w:r>
       <w:r>
         <w:rPr>
@@ -2013,7 +1818,7 @@
           <w:szCs w:val="21"/>
           <w:rtl w:val="0"/>
         </w:rPr>
-        <w:t xml:space="preserve">This is a sample script. It's meant to be taught, not read verbatim — add your own school's language, examples, and personality before you use it. Because these four expectations are refreshers, not new routines, this is a shorter single-session review rather than a multi-day teach.</w:t>
+        <w:t>Use this script to teach the refresher. These four expectations are reviews, not new routines, so this is a single-session review rather than a multi-day teach.</w:t>
       </w:r>
       <w:r>
         <w:rPr>
@@ -2745,31 +2550,6 @@
           <w:rtl w:val="0"/>
         </w:rPr>
         <w:t xml:space="preserve">Hold the line on zero cell-phone exceptions and no group passes — these are the two rules most likely to get tested first.</w:t>
-      </w:r>
-      <w:r>
-        <w:rPr>
-          <w:rtl w:val="0"/>
-        </w:rPr>
-      </w:r>
-    </w:p>
-    <w:p>
-      <w:pPr>
-        <w:spacing w:after="120" w:before="0" w:lineRule="auto"/>
-        <w:rPr/>
-      </w:pPr>
-      <w:r>
-        <w:rPr>
-          <w:rFonts w:ascii="Calibri" w:cs="Calibri" w:eastAsia="Calibri" w:hAnsi="Calibri"/>
-          <w:b w:val="0"/>
-          <w:bCs w:val="0"/>
-          <w:i w:val="1"/>
-          <w:iCs w:val="1"/>
-          <w:color w:val="1a1a1a"/>
-          <w:sz w:val="21"/>
-          <w:szCs w:val="21"/>
-          <w:rtl w:val="0"/>
-        </w:rPr>
-        <w:t xml:space="preserve">Personalize before you teach it: use your own classroom's actual backpack storage, hall pass location, and the specific language your team has agreed on for dress code redirects.</w:t>
       </w:r>
       <w:r>
         <w:rPr>

--- a/resources/systems/procedures/schoolwide/07-refresher-dress-code-phones-backpacks-hall-passes.docx
+++ b/resources/systems/procedures/schoolwide/07-refresher-dress-code-phones-backpacks-hall-passes.docx
@@ -1016,7 +1016,7 @@
                 <w:szCs w:val="20"/>
                 <w:rtl w:val="0"/>
               </w:rPr>
-              <w:t xml:space="preserve">The front office keeps a small stock of spare shirts/sweatshirts, sized approximately, for a same-day fix on the 1st redirect. Parent contact is reserved for a repeat/2nd instance, or when no spare in an appropriate size is available — not triggered automatically on every first violation.</w:t>
+              <w:t>Mr. O keeps additional clothing for a same-day fix on the 1st redirect. Parent contact is reserved for a repeat or 2nd instance, or when nothing in an appropriate size is available. It is not triggered automatically on every first violation.</w:t>
             </w:r>
             <w:r>
               <w:rPr>
@@ -1719,7 +1719,7 @@
           <w:szCs w:val="21"/>
           <w:rtl w:val="0"/>
         </w:rPr>
-        <w:t>Dress code: “Marcus, your shirt is not within dress code today. I need you to change into a spare from the office, and let's get back to learning.”</w:t>
+        <w:t>Dress code: “Marcus, your shirt is not within dress code today. I need you to change into a spare from Mr. O, and let's get back to learning.”</w:t>
       </w:r>
       <w:r>
         <w:rPr>
